--- a/docs/architecture/Week6_Interface_Specification.docx
+++ b/docs/architecture/Week6_Interface_Specification.docx
@@ -15,7 +15,7 @@
         <w:pStyle w:val="Subtitle"/>
       </w:pPr>
       <w:r>
-        <w:t>MCP-style capability specification | 9 October 2026</w:t>
+        <w:t>MCP-style capability specification | Revised 16 October 2026</w:t>
       </w:r>
     </w:p>
     <w:p>
@@ -672,7 +672,7 @@
     </w:p>
     <w:p>
       <w:r>
-        <w:t>The query is available to the trusted local operator. There is no API key or multi-user identity layer, so the application must remain bound to loopback. A remote or multi-user deployment would need authentication, authorisation and transport protection before exposing this capability.</w:t>
+        <w:t>The query is available to the trusted local operator. There is no API key or multi-user identity layer, so the application must remain bound to loopback. A remote or multi-user deployment would need authentication, authorisation and transport protection before exposing this capability. The Groq API key is separate from this local query boundary. Optional history reuse sends only the prior report count and last outcome to the model; it does not send database rows or grant database access.</w:t>
       </w:r>
     </w:p>
     <w:p>
@@ -700,7 +700,7 @@
     </w:p>
     <w:p>
       <w:r>
-        <w:t>The automated suite exercises valid and invalid requests, unavailable storage, selective deletion, request boundaries and agent reuse. The live cross-process record is evidence/traces/week6_memory_demo.json. A future MCP adapter must preserve these schemas and permissions and add its own transport-level tests; it is not included in the current demonstration.</w:t>
+        <w:t>The current 54-test offline suite covers valid and invalid requests, unavailable storage, selective deletion, request boundaries and agent reuse. Results are in evidence/traces/offline_verification_20261016.json. The cross-process record in evidence/traces/week6_memory_demo.json used the earlier local Qwen3:8b setup. Groq memory verification remains pending after the 16 October rate limit. A future MCP adapter needs its own transport-level tests.</w:t>
       </w:r>
     </w:p>
     <w:sectPr>
@@ -1382,6 +1382,7 @@
       <w:rFonts w:asciiTheme="majorHAnsi" w:eastAsiaTheme="majorEastAsia" w:hAnsiTheme="majorHAnsi" w:cstheme="majorBidi"/>
       <w:b/>
       <w:bCs/>
+      <w:color w:val="000000"/>
       <w:sz w:val="26"/>
       <w:szCs w:val="28"/>
     </w:rPr>
@@ -1405,6 +1406,7 @@
       <w:rFonts w:asciiTheme="majorHAnsi" w:eastAsiaTheme="majorEastAsia" w:hAnsiTheme="majorHAnsi" w:cstheme="majorBidi"/>
       <w:b/>
       <w:bCs/>
+      <w:color w:val="000000"/>
       <w:sz w:val="26"/>
       <w:szCs w:val="26"/>
     </w:rPr>
@@ -1708,6 +1710,7 @@
     </w:pPr>
     <w:rPr>
       <w:rFonts w:asciiTheme="majorHAnsi" w:eastAsiaTheme="majorEastAsia" w:hAnsiTheme="majorHAnsi" w:cstheme="majorBidi"/>
+      <w:color w:val="000000"/>
       <w:spacing w:val="5"/>
       <w:kern w:val="28"/>
       <w:sz w:val="46"/>
@@ -1746,6 +1749,7 @@
       <w:rFonts w:asciiTheme="majorHAnsi" w:eastAsiaTheme="majorEastAsia" w:hAnsiTheme="majorHAnsi" w:cstheme="majorBidi"/>
       <w:i/>
       <w:iCs/>
+      <w:color w:val="000000"/>
       <w:spacing w:val="15"/>
       <w:sz w:val="20"/>
       <w:szCs w:val="24"/>

--- a/docs/architecture/Week6_Interface_Specification.docx
+++ b/docs/architecture/Week6_Interface_Specification.docx
@@ -203,16 +203,10 @@
     <w:p>
       <w:r>
         <w:t>name: query_run_history</w:t>
-      </w:r>
-      <w:r>
         <w:br/>
         <w:t>inputSchema: object; required: [failed_test]; additionalProperties: false</w:t>
-      </w:r>
-      <w:r>
         <w:br/>
         <w:t>failed_test: string, minLength 1, maxLength 200</w:t>
-      </w:r>
-      <w:r>
         <w:br/>
         <w:t>limit: integer, minimum 1, maximum 20, default 5</w:t>
       </w:r>
@@ -463,16 +457,13 @@
       </w:r>
     </w:p>
     <w:p>
-      <w:r>
-        <w:br w:type="page"/>
-      </w:r>
+      <w:r/>
     </w:p>
     <w:p>
       <w:pPr>
         <w:pStyle w:val="Heading1"/>
       </w:pPr>
       <w:r>
-        <w:lastRenderedPageBreak/>
         <w:t>Outcomes and errors</w:t>
       </w:r>
     </w:p>
@@ -700,7 +691,7 @@
     </w:p>
     <w:p>
       <w:r>
-        <w:t>The current 54-test offline suite covers valid and invalid requests, unavailable storage, selective deletion, request boundaries and agent reuse. Results are in evidence/traces/offline_verification_20261016.json. The cross-process record in evidence/traces/week6_memory_demo.json used the earlier local Qwen3:8b setup. Groq memory verification remains pending after the 16 October rate limit. A future MCP adapter needs its own transport-level tests.</w:t>
+        <w:t>Evidence update 22 October 2026: current offline checks are in evidence/traces/offline_regression_20261022.json; current Week 3–6 live outcomes are in evidence/traces/milestones_20261022T154858Z/verification.json. Historical results do not verify a later configuration. The final 36-scenario dataset has not been run.</w:t>
       </w:r>
     </w:p>
     <w:sectPr>

--- a/docs/architecture/Week6_Interface_Specification.docx
+++ b/docs/architecture/Week6_Interface_Specification.docx
@@ -691,7 +691,7 @@
     </w:p>
     <w:p>
       <w:r>
-        <w:t>Evidence update 22 October 2026: current offline checks are in evidence/traces/offline_regression_20261022.json; current Week 3–6 live outcomes are in evidence/traces/milestones_20261022T154858Z/verification.json. Historical results do not verify a later configuration. The final 36-scenario dataset has not been run.</w:t>
+        <w:t>Evidence update 22 October 2026: current offline checks are in evidence/traces/offline_regression_20261022.json; current Week 3–6 live outcomes are in evidence/traces/milestones_20261022T154858Z/verification.json. Historical results do not verify a later configuration. We subsequently completed the 36-scenario evaluations: 31 full passes and five partial results on 22 October, then 32 full passes and four partial results on 23 October. The later results are in evidence/traces/final_evaluation_20261023T101922Z/scenario_assessment.json.</w:t>
       </w:r>
     </w:p>
     <w:sectPr>
